--- a/data/employees/EMP060/AST-EMP060-03.docx
+++ b/data/employees/EMP060/AST-EMP060-03.docx
@@ -7,10 +7,7 @@
         <w:pStyle w:val="Heading1"/>
       </w:pPr>
       <w:r>
-        <w:rPr>
-          <w:sz w:val="36"/>
-        </w:rPr>
-        <w:t>Design specification - EMP060</w:t>
+        <w:t>Ast Emp060 03 - EMP060</w:t>
       </w:r>
     </w:p>
     <w:p>
@@ -18,130 +15,32 @@
         <w:pStyle w:val="Heading2"/>
       </w:pPr>
       <w:r>
-        <w:t>Document Metadata</w:t>
-      </w:r>
-    </w:p>
-    <w:tbl>
-      <w:tblPr>
-        <w:tblStyle w:val="TableGrid"/>
-        <w:tblW w:type="auto" w:w="0"/>
-        <w:tblLook w:firstColumn="1" w:firstRow="1" w:lastColumn="0" w:lastRow="0" w:noHBand="0" w:noVBand="1" w:val="04A0"/>
-      </w:tblPr>
-      <w:tblGrid>
-        <w:gridCol w:w="4320"/>
-        <w:gridCol w:w="4320"/>
-      </w:tblGrid>
-      <w:tr>
-        <w:tc>
-          <w:tcPr>
-            <w:tcW w:type="dxa" w:w="4320"/>
-          </w:tcPr>
-          <w:p>
-            <w:r>
-              <w:t>Author</w:t>
-            </w:r>
-          </w:p>
-        </w:tc>
-        <w:tc>
-          <w:tcPr>
-            <w:tcW w:type="dxa" w:w="4320"/>
-          </w:tcPr>
-          <w:p>
-            <w:r>
-              <w:t>Skyler Chen</w:t>
-            </w:r>
-          </w:p>
-        </w:tc>
-      </w:tr>
-      <w:tr>
-        <w:tc>
-          <w:tcPr>
-            <w:tcW w:type="dxa" w:w="4320"/>
-          </w:tcPr>
-          <w:p>
-            <w:r>
-              <w:t>Role / Department</w:t>
-            </w:r>
-          </w:p>
-        </w:tc>
-        <w:tc>
-          <w:tcPr>
-            <w:tcW w:type="dxa" w:w="4320"/>
-          </w:tcPr>
-          <w:p>
-            <w:r>
-              <w:t>Analyst | Finance</w:t>
-            </w:r>
-          </w:p>
-        </w:tc>
-      </w:tr>
-      <w:tr>
-        <w:tc>
-          <w:tcPr>
-            <w:tcW w:type="dxa" w:w="4320"/>
-          </w:tcPr>
-          <w:p>
-            <w:r>
-              <w:t>Location</w:t>
-            </w:r>
-          </w:p>
-        </w:tc>
-        <w:tc>
-          <w:tcPr>
-            <w:tcW w:type="dxa" w:w="4320"/>
-          </w:tcPr>
-          <w:p>
-            <w:r>
-              <w:t>Hsinchu</w:t>
-            </w:r>
-          </w:p>
-        </w:tc>
-      </w:tr>
-      <w:tr>
-        <w:tc>
-          <w:tcPr>
-            <w:tcW w:type="dxa" w:w="4320"/>
-          </w:tcPr>
-          <w:p>
-            <w:r>
-              <w:t>Last Modified</w:t>
-            </w:r>
-          </w:p>
-        </w:tc>
-        <w:tc>
-          <w:tcPr>
-            <w:tcW w:type="dxa" w:w="4320"/>
-          </w:tcPr>
-          <w:p>
-            <w:r>
-              <w:t>2025-03-05</w:t>
-            </w:r>
-          </w:p>
-        </w:tc>
-      </w:tr>
-    </w:tbl>
-    <w:p/>
-    <w:p>
-      <w:pPr>
-        <w:pStyle w:val="Heading2"/>
-      </w:pPr>
-      <w:r>
-        <w:t>Specification</w:t>
+        <w:t>Page 1</w:t>
       </w:r>
     </w:p>
     <w:p>
       <w:r>
-        <w:t>Design Specification: Automated P&amp;L Reporting Module</w:t>
+        <w:t>Section 1: Department KPI performance. EMP060 contributes to ast emp060 03 through recurring collaboration, clear ownership boundaries, and measurable outcomes. The team captures decisions, open issues, and handoffs so that knowledge remains discoverable for future programs.</w:t>
       </w:r>
     </w:p>
     <w:p>
       <w:r>
-        <w:t>Version: 3.0</w:t>
+        <w:t>Section 2: Data quality remediation. EMP060 contributes to ast emp060 03 through recurring collaboration, clear ownership boundaries, and measurable outcomes. The team captures decisions, open issues, and handoffs so that knowledge remains discoverable for future programs.</w:t>
       </w:r>
     </w:p>
     <w:p>
       <w:r>
-        <w:t>This specification details the design of the automated profit and loss reporting pipeline. Source data is extracted from the ERP system nightly. Transformations are applied in the Fabric dataflow and results published to the Power BI semantic model by 06:00 daily.</w:t>
+        <w:t>Section 3: Fabric semantic model planning. EMP060 contributes to ast emp060 03 through recurring collaboration, clear ownership boundaries, and measurable outcomes. The team captures decisions, open issues, and handoffs so that knowledge remains discoverable for future programs.</w:t>
+      </w:r>
+    </w:p>
+    <w:p>
+      <w:r>
+        <w:t>Section 4: Knowledge transfer and onboarding. EMP060 contributes to ast emp060 03 through recurring collaboration, clear ownership boundaries, and measurable outcomes. The team captures decisions, open issues, and handoffs so that knowledge remains discoverable for future programs.</w:t>
+      </w:r>
+    </w:p>
+    <w:p>
+      <w:r>
+        <w:br w:type="page"/>
       </w:r>
     </w:p>
     <w:p>
@@ -149,12 +48,60 @@
         <w:pStyle w:val="Heading2"/>
       </w:pPr>
       <w:r>
-        <w:t>Author Competencies</w:t>
+        <w:t>Page 2</w:t>
       </w:r>
     </w:p>
     <w:p>
       <w:r>
-        <w:t>MLOps, Ontology, Fabric, Synapse</w:t>
+        <w:t>Section 1: Data quality remediation. EMP060 contributes to ast emp060 03 through recurring collaboration, clear ownership boundaries, and measurable outcomes. The team captures decisions, open issues, and handoffs so that knowledge remains discoverable for future programs.</w:t>
+      </w:r>
+    </w:p>
+    <w:p>
+      <w:r>
+        <w:t>Section 2: Department KPI performance. EMP060 contributes to ast emp060 03 through recurring collaboration, clear ownership boundaries, and measurable outcomes. The team captures decisions, open issues, and handoffs so that knowledge remains discoverable for future programs.</w:t>
+      </w:r>
+    </w:p>
+    <w:p>
+      <w:r>
+        <w:t>Section 3: Automation backlog refinement. EMP060 contributes to ast emp060 03 through recurring collaboration, clear ownership boundaries, and measurable outcomes. The team captures decisions, open issues, and handoffs so that knowledge remains discoverable for future programs.</w:t>
+      </w:r>
+    </w:p>
+    <w:p>
+      <w:r>
+        <w:t>Section 4: Customer escalation analysis. EMP060 contributes to ast emp060 03 through recurring collaboration, clear ownership boundaries, and measurable outcomes. The team captures decisions, open issues, and handoffs so that knowledge remains discoverable for future programs.</w:t>
+      </w:r>
+    </w:p>
+    <w:p>
+      <w:r>
+        <w:br w:type="page"/>
+      </w:r>
+    </w:p>
+    <w:p>
+      <w:pPr>
+        <w:pStyle w:val="Heading2"/>
+      </w:pPr>
+      <w:r>
+        <w:t>Page 3</w:t>
+      </w:r>
+    </w:p>
+    <w:p>
+      <w:r>
+        <w:t>Section 1: Data quality remediation. EMP060 contributes to ast emp060 03 through recurring collaboration, clear ownership boundaries, and measurable outcomes. The team captures decisions, open issues, and handoffs so that knowledge remains discoverable for future programs.</w:t>
+      </w:r>
+    </w:p>
+    <w:p>
+      <w:r>
+        <w:t>Section 2: Automation backlog refinement. EMP060 contributes to ast emp060 03 through recurring collaboration, clear ownership boundaries, and measurable outcomes. The team captures decisions, open issues, and handoffs so that knowledge remains discoverable for future programs.</w:t>
+      </w:r>
+    </w:p>
+    <w:p>
+      <w:r>
+        <w:t>Section 3: Knowledge transfer and onboarding. EMP060 contributes to ast emp060 03 through recurring collaboration, clear ownership boundaries, and measurable outcomes. The team captures decisions, open issues, and handoffs so that knowledge remains discoverable for future programs.</w:t>
+      </w:r>
+    </w:p>
+    <w:p>
+      <w:r>
+        <w:t>Section 4: Knowledge transfer and onboarding. EMP060 contributes to ast emp060 03 through recurring collaboration, clear ownership boundaries, and measurable outcomes. The team captures decisions, open issues, and handoffs so that knowledge remains discoverable for future programs.</w:t>
       </w:r>
     </w:p>
     <w:sectPr>
